--- a/docs/D3P_TGS2026_kickoff_minutes.docx
+++ b/docs/D3P_TGS2026_kickoff_minutes.docx
@@ -1399,6 +1399,118 @@
         <w:t>デザイン・図面確定後に詳細を相談。</w:t>
       </w:r>
     </w:p>
+    <w:p>
+      <w:pPr>
+        <w:spacing w:before="160" w:after="40"/>
+      </w:pPr>
+      <w:r>
+        <w:rPr>
+          <w:rFonts w:eastAsia="メイリオ"/>
+          <w:rFonts w:ascii="メイリオ" w:hAnsi="メイリオ"/>
+          <w:b/>
+          <w:color w:val="1F497D"/>
+          <w:sz w:val="22"/>
+        </w:rPr>
+        <w:t>TGS2026 EMS（出展者管理システム）</w:t>
+      </w:r>
+    </w:p>
+    <w:p>
+      <w:pPr>
+        <w:spacing w:after="20"/>
+        <w:ind w:left="283"/>
+      </w:pPr>
+      <w:r>
+        <w:rPr>
+          <w:rFonts w:eastAsia="メイリオ"/>
+          <w:rFonts w:ascii="メイリオ" w:hAnsi="メイリオ"/>
+          <w:b w:val="0"/>
+          <w:color w:val="00467F"/>
+          <w:sz w:val="21"/>
+        </w:rPr>
+        <w:t>・</w:t>
+      </w:r>
+      <w:r>
+        <w:rPr>
+          <w:rFonts w:eastAsia="メイリオ"/>
+          <w:rFonts w:ascii="メイリオ" w:hAnsi="メイリオ"/>
+          <w:b w:val="0"/>
+          <w:sz w:val="21"/>
+        </w:rPr>
+        <w:t>アカウント発行次第、ID / PASS を GAS へご共有いただく（D3P様）</w:t>
+      </w:r>
+    </w:p>
+    <w:p>
+      <w:pPr>
+        <w:spacing w:before="80" w:after="80"/>
+        <w:ind w:left="283"/>
+      </w:pPr>
+      <w:r>
+        <w:rPr>
+          <w:rFonts w:eastAsia="メイリオ"/>
+          <w:rFonts w:ascii="メイリオ" w:hAnsi="メイリオ"/>
+          <w:b/>
+          <w:color w:val="C00000"/>
+          <w:sz w:val="21"/>
+        </w:rPr>
+        <w:t>★ D3P様：TGS2026 EMS アカウント発行次第、ID / PASS を GAS へ共有</w:t>
+      </w:r>
+    </w:p>
+    <w:p>
+      <w:pPr>
+        <w:spacing w:before="160" w:after="40"/>
+      </w:pPr>
+      <w:r>
+        <w:rPr>
+          <w:rFonts w:eastAsia="メイリオ"/>
+          <w:rFonts w:ascii="メイリオ" w:hAnsi="メイリオ"/>
+          <w:b/>
+          <w:color w:val="1F497D"/>
+          <w:sz w:val="22"/>
+        </w:rPr>
+        <w:t>スケジュール提出（ポマト社）</w:t>
+      </w:r>
+    </w:p>
+    <w:p>
+      <w:pPr>
+        <w:spacing w:after="20"/>
+        <w:ind w:left="283"/>
+      </w:pPr>
+      <w:r>
+        <w:rPr>
+          <w:rFonts w:eastAsia="メイリオ"/>
+          <w:rFonts w:ascii="メイリオ" w:hAnsi="メイリオ"/>
+          <w:b w:val="0"/>
+          <w:color w:val="00467F"/>
+          <w:sz w:val="21"/>
+        </w:rPr>
+        <w:t>・</w:t>
+      </w:r>
+      <w:r>
+        <w:rPr>
+          <w:rFonts w:eastAsia="メイリオ"/>
+          <w:rFonts w:ascii="メイリオ" w:hAnsi="メイリオ"/>
+          <w:b w:val="0"/>
+          <w:sz w:val="21"/>
+        </w:rPr>
+        <w:t>各種手配関連の備忘録を含めたスケジュールをポマト社よりご提出いただく</w:t>
+      </w:r>
+    </w:p>
+    <w:p>
+      <w:pPr>
+        <w:spacing w:before="80" w:after="80"/>
+        <w:ind w:left="283"/>
+      </w:pPr>
+      <w:r>
+        <w:rPr>
+          <w:rFonts w:eastAsia="メイリオ"/>
+          <w:rFonts w:ascii="メイリオ" w:hAnsi="メイリオ"/>
+          <w:b/>
+          <w:color w:val="C00000"/>
+          <w:sz w:val="21"/>
+        </w:rPr>
+        <w:t>★ ポマト社：各種手配の備忘録を含むスケジュールを作成・提出</w:t>
+      </w:r>
+    </w:p>
     <w:p/>
     <w:p>
       <w:pPr>
@@ -2356,6 +2468,142 @@
                 <w:b w:val="0"/>
                 <w:sz w:val="20"/>
               </w:rPr>
+              <w:t>D3P様</w:t>
+            </w:r>
+          </w:p>
+        </w:tc>
+        <w:tc>
+          <w:tcPr>
+            <w:tcW w:type="dxa" w:w="2351"/>
+          </w:tcPr>
+          <w:p>
+            <w:r>
+              <w:rPr>
+                <w:rFonts w:eastAsia="メイリオ"/>
+                <w:rFonts w:ascii="メイリオ" w:hAnsi="メイリオ"/>
+                <w:b w:val="0"/>
+                <w:sz w:val="20"/>
+              </w:rPr>
+              <w:t>アカウント発行次第</w:t>
+            </w:r>
+          </w:p>
+        </w:tc>
+        <w:tc>
+          <w:tcPr>
+            <w:tcW w:type="dxa" w:w="2351"/>
+          </w:tcPr>
+          <w:p>
+            <w:r>
+              <w:rPr>
+                <w:rFonts w:eastAsia="メイリオ"/>
+                <w:rFonts w:ascii="メイリオ" w:hAnsi="メイリオ"/>
+                <w:b w:val="0"/>
+                <w:sz w:val="20"/>
+              </w:rPr>
+              <w:t>TGS2026 EMS の ID / PASS を GAS へ共有</w:t>
+            </w:r>
+          </w:p>
+        </w:tc>
+        <w:tc>
+          <w:tcPr>
+            <w:tcW w:type="dxa" w:w="2351"/>
+          </w:tcPr>
+          <w:p>
+            <w:r>
+              <w:rPr>
+                <w:rFonts w:eastAsia="メイリオ"/>
+                <w:rFonts w:ascii="メイリオ" w:hAnsi="メイリオ"/>
+                <w:b w:val="0"/>
+                <w:sz w:val="20"/>
+              </w:rPr>
+              <w:t>□</w:t>
+            </w:r>
+          </w:p>
+        </w:tc>
+      </w:tr>
+      <w:tr>
+        <w:tc>
+          <w:tcPr>
+            <w:tcW w:type="dxa" w:w="2351"/>
+            <w:shd w:val="clear" w:color="auto" w:fill="EBF3FB"/>
+          </w:tcPr>
+          <w:p>
+            <w:r>
+              <w:rPr>
+                <w:rFonts w:eastAsia="メイリオ"/>
+                <w:rFonts w:ascii="メイリオ" w:hAnsi="メイリオ"/>
+                <w:b w:val="0"/>
+                <w:sz w:val="20"/>
+              </w:rPr>
+              <w:t>ポマト社</w:t>
+            </w:r>
+          </w:p>
+        </w:tc>
+        <w:tc>
+          <w:tcPr>
+            <w:tcW w:type="dxa" w:w="2351"/>
+            <w:shd w:val="clear" w:color="auto" w:fill="EBF3FB"/>
+          </w:tcPr>
+          <w:p>
+            <w:r>
+              <w:rPr>
+                <w:rFonts w:eastAsia="メイリオ"/>
+                <w:rFonts w:ascii="メイリオ" w:hAnsi="メイリオ"/>
+                <w:b w:val="0"/>
+                <w:sz w:val="20"/>
+              </w:rPr>
+              <w:t>次回MTGまでに</w:t>
+            </w:r>
+          </w:p>
+        </w:tc>
+        <w:tc>
+          <w:tcPr>
+            <w:tcW w:type="dxa" w:w="2351"/>
+            <w:shd w:val="clear" w:color="auto" w:fill="EBF3FB"/>
+          </w:tcPr>
+          <w:p>
+            <w:r>
+              <w:rPr>
+                <w:rFonts w:eastAsia="メイリオ"/>
+                <w:rFonts w:ascii="メイリオ" w:hAnsi="メイリオ"/>
+                <w:b w:val="0"/>
+                <w:sz w:val="20"/>
+              </w:rPr>
+              <w:t>各種手配関連の備忘録を含むスケジュールを作成・提出</w:t>
+            </w:r>
+          </w:p>
+        </w:tc>
+        <w:tc>
+          <w:tcPr>
+            <w:tcW w:type="dxa" w:w="2351"/>
+            <w:shd w:val="clear" w:color="auto" w:fill="EBF3FB"/>
+          </w:tcPr>
+          <w:p>
+            <w:r>
+              <w:rPr>
+                <w:rFonts w:eastAsia="メイリオ"/>
+                <w:rFonts w:ascii="メイリオ" w:hAnsi="メイリオ"/>
+                <w:b w:val="0"/>
+                <w:sz w:val="20"/>
+              </w:rPr>
+              <w:t>□</w:t>
+            </w:r>
+          </w:p>
+        </w:tc>
+      </w:tr>
+      <w:tr>
+        <w:tc>
+          <w:tcPr>
+            <w:tcW w:type="dxa" w:w="2351"/>
+          </w:tcPr>
+          <w:p>
+            <w:r>
+              <w:rPr>
+                <w:rFonts w:eastAsia="メイリオ"/>
+                <w:rFonts w:ascii="メイリオ" w:hAnsi="メイリオ"/>
+                <w:b w:val="0"/>
+                <w:sz w:val="20"/>
+              </w:rPr>
               <w:t>全体</w:t>
             </w:r>
           </w:p>
